--- a/xyy/数据处理/数据处理.docx
+++ b/xyy/数据处理/数据处理.docx
@@ -5,6 +5,7 @@
     <w:p>
       <w:pPr>
         <w:rPr>
+          <w:rFonts w:hint="eastAsia"/>
           <w:b/>
           <w:bCs/>
         </w:rPr>
@@ -18,7 +19,13 @@
         <w:t>环控数据</w:t>
       </w:r>
     </w:p>
-    <w:p/>
+    <w:p>
+      <w:pPr>
+        <w:rPr>
+          <w:rFonts w:hint="eastAsia"/>
+        </w:rPr>
+      </w:pPr>
+    </w:p>
     <w:p>
       <w:pPr>
         <w:rPr>
@@ -197,20 +204,24 @@
       </w:r>
     </w:p>
     <w:p>
-      <w:r>
-        <w:rPr>
-          <w:rFonts w:hint="eastAsia"/>
-        </w:rPr>
-        <w:t>max      4.230000e+0</w:t>
-      </w:r>
-      <w:r>
-        <w:rPr>
-          <w:rFonts w:hint="eastAsia"/>
-        </w:rPr>
-        <w:t>1</w:t>
-      </w:r>
-    </w:p>
-    <w:p>
+      <w:pPr>
+        <w:rPr>
+          <w:rFonts w:hint="eastAsia"/>
+        </w:rPr>
+      </w:pPr>
+      <w:r>
+        <w:rPr>
+          <w:rFonts w:hint="eastAsia"/>
+        </w:rPr>
+        <w:t>max      4.230000e+01</w:t>
+      </w:r>
+    </w:p>
+    <w:p>
+      <w:pPr>
+        <w:rPr>
+          <w:rFonts w:hint="eastAsia"/>
+        </w:rPr>
+      </w:pPr>
       <w:r>
         <w:rPr>
           <w:rFonts w:hint="eastAsia"/>
@@ -245,23 +256,23 @@
         <w:rPr>
           <w:rFonts w:hint="eastAsia"/>
         </w:rPr>
-        <w:t>缺失情况比</w:t>
-      </w:r>
-      <w:r>
-        <w:rPr>
-          <w:rFonts w:hint="eastAsia"/>
-        </w:rPr>
-        <w:t>外部平均</w:t>
-      </w:r>
-      <w:r>
-        <w:rPr>
-          <w:rFonts w:hint="eastAsia"/>
-        </w:rPr>
-        <w:t>严重，故后续分析中保留外部平均字段作为外部环境温度，去掉温度6-平均</w:t>
-      </w:r>
-    </w:p>
-    <w:p/>
-    <w:p/>
+        <w:t>缺失情况比外部平均严重，故后续分析中保留外部平均字段作为外部环境温度，去掉温度6-平均</w:t>
+      </w:r>
+    </w:p>
+    <w:p>
+      <w:pPr>
+        <w:rPr>
+          <w:rFonts w:hint="eastAsia"/>
+        </w:rPr>
+      </w:pPr>
+    </w:p>
+    <w:p>
+      <w:pPr>
+        <w:rPr>
+          <w:rFonts w:hint="eastAsia"/>
+        </w:rPr>
+      </w:pPr>
+    </w:p>
     <w:p>
       <w:pPr>
         <w:rPr>
@@ -276,6 +287,11 @@
       </w:r>
     </w:p>
     <w:p>
+      <w:pPr>
+        <w:rPr>
+          <w:rFonts w:hint="eastAsia"/>
+        </w:rPr>
+      </w:pPr>
       <w:r>
         <w:rPr>
           <w:rFonts w:hint="eastAsia"/>
@@ -381,8 +397,19 @@
         <w:t>max           51.20</w:t>
       </w:r>
     </w:p>
-    <w:p/>
-    <w:p>
+    <w:p>
+      <w:pPr>
+        <w:rPr>
+          <w:rFonts w:hint="eastAsia"/>
+        </w:rPr>
+      </w:pPr>
+    </w:p>
+    <w:p>
+      <w:pPr>
+        <w:rPr>
+          <w:rFonts w:hint="eastAsia"/>
+        </w:rPr>
+      </w:pPr>
       <w:r>
         <w:rPr>
           <w:rFonts w:hint="eastAsia"/>
@@ -390,8 +417,19 @@
         <w:t>对目标变量进行上限37度，下限2度的盖帽。</w:t>
       </w:r>
     </w:p>
-    <w:p/>
-    <w:p>
+    <w:p>
+      <w:pPr>
+        <w:rPr>
+          <w:rFonts w:hint="eastAsia"/>
+        </w:rPr>
+      </w:pPr>
+    </w:p>
+    <w:p>
+      <w:pPr>
+        <w:rPr>
+          <w:rFonts w:hint="eastAsia"/>
+        </w:rPr>
+      </w:pPr>
       <w:r>
         <w:rPr>
           <w:rFonts w:hint="eastAsia"/>
@@ -548,6 +586,11 @@
       </w:r>
     </w:p>
     <w:p>
+      <w:pPr>
+        <w:rPr>
+          <w:rFonts w:hint="eastAsia"/>
+        </w:rPr>
+      </w:pPr>
       <w:r>
         <w:rPr>
           <w:rFonts w:hint="eastAsia"/>
@@ -556,7 +599,13 @@
       </w:r>
     </w:p>
     <w:bookmarkEnd w:id="0"/>
-    <w:p/>
+    <w:p>
+      <w:pPr>
+        <w:rPr>
+          <w:rFonts w:hint="eastAsia"/>
+        </w:rPr>
+      </w:pPr>
+    </w:p>
     <w:p>
       <w:pPr>
         <w:rPr>
@@ -732,6 +781,11 @@
       </w:r>
     </w:p>
     <w:p>
+      <w:pPr>
+        <w:rPr>
+          <w:rFonts w:hint="eastAsia"/>
+        </w:rPr>
+      </w:pPr>
       <w:r>
         <w:rPr>
           <w:rFonts w:hint="eastAsia"/>
@@ -746,8 +800,19 @@
         </w:rPr>
       </w:pPr>
     </w:p>
-    <w:p/>
-    <w:p>
+    <w:p>
+      <w:pPr>
+        <w:rPr>
+          <w:rFonts w:hint="eastAsia"/>
+        </w:rPr>
+      </w:pPr>
+    </w:p>
+    <w:p>
+      <w:pPr>
+        <w:rPr>
+          <w:rFonts w:hint="eastAsia"/>
+        </w:rPr>
+      </w:pPr>
       <w:r>
         <w:rPr>
           <w:rFonts w:hint="eastAsia"/>
@@ -992,6 +1057,11 @@
       </w:r>
     </w:p>
     <w:p>
+      <w:pPr>
+        <w:rPr>
+          <w:rFonts w:hint="eastAsia"/>
+        </w:rPr>
+      </w:pPr>
       <w:r>
         <w:rPr>
           <w:rFonts w:hint="eastAsia"/>
@@ -999,8 +1069,19 @@
         <w:t>max         37.70      100.00    100.00       34.60       35.20       35.50     2950.00     3271.00    10000.0</w:t>
       </w:r>
     </w:p>
-    <w:p/>
-    <w:p>
+    <w:p>
+      <w:pPr>
+        <w:rPr>
+          <w:rFonts w:hint="eastAsia"/>
+        </w:rPr>
+      </w:pPr>
+    </w:p>
+    <w:p>
+      <w:pPr>
+        <w:rPr>
+          <w:rFonts w:hint="eastAsia"/>
+        </w:rPr>
+      </w:pPr>
       <w:r>
         <w:rPr>
           <w:rFonts w:hint="eastAsia"/>
@@ -1038,7 +1119,13 @@
         <w:t>盖帽，盖帽之后的分布如下：</w:t>
       </w:r>
     </w:p>
-    <w:p/>
+    <w:p>
+      <w:pPr>
+        <w:rPr>
+          <w:rFonts w:hint="eastAsia"/>
+        </w:rPr>
+      </w:pPr>
+    </w:p>
     <w:p>
       <w:pPr>
         <w:rPr>
@@ -1250,6 +1337,11 @@
       </w:r>
     </w:p>
     <w:p>
+      <w:pPr>
+        <w:rPr>
+          <w:rFonts w:hint="eastAsia"/>
+        </w:rPr>
+      </w:pPr>
       <w:r>
         <w:rPr>
           <w:rFonts w:hint="eastAsia"/>
@@ -1257,12 +1349,31 @@
         <w:t>max         37.70      100.00    100.00       34.60       35.20       35.50      720.00     1286.00       30.00</w:t>
       </w:r>
     </w:p>
-    <w:p/>
-    <w:p/>
-    <w:p/>
-    <w:p>
-      <w:pPr>
-        <w:rPr>
+    <w:p>
+      <w:pPr>
+        <w:rPr>
+          <w:rFonts w:hint="eastAsia"/>
+        </w:rPr>
+      </w:pPr>
+    </w:p>
+    <w:p>
+      <w:pPr>
+        <w:rPr>
+          <w:rFonts w:hint="eastAsia"/>
+        </w:rPr>
+      </w:pPr>
+    </w:p>
+    <w:p>
+      <w:pPr>
+        <w:rPr>
+          <w:rFonts w:hint="eastAsia"/>
+        </w:rPr>
+      </w:pPr>
+    </w:p>
+    <w:p>
+      <w:pPr>
+        <w:rPr>
+          <w:rFonts w:hint="eastAsia"/>
           <w:b/>
           <w:bCs/>
         </w:rPr>
@@ -1279,14 +1390,16 @@
     <w:p>
       <w:pPr>
         <w:rPr>
-          <w:b/>
-          <w:bCs/>
-        </w:rPr>
-      </w:pPr>
-    </w:p>
-    <w:p>
-      <w:pPr>
-        <w:rPr>
+          <w:rFonts w:hint="eastAsia"/>
+          <w:b/>
+          <w:bCs/>
+        </w:rPr>
+      </w:pPr>
+    </w:p>
+    <w:p>
+      <w:pPr>
+        <w:rPr>
+          <w:rFonts w:hint="eastAsia"/>
           <w:b/>
           <w:bCs/>
         </w:rPr>
@@ -1318,29 +1431,62 @@
     <w:p>
       <w:pPr>
         <w:rPr>
-          <w:b/>
-          <w:bCs/>
-        </w:rPr>
-      </w:pPr>
-    </w:p>
-    <w:p>
-      <w:pPr>
-        <w:rPr>
-          <w:b/>
-          <w:bCs/>
-        </w:rPr>
-      </w:pPr>
-      <w:r>
-        <w:rPr>
-          <w:b/>
-          <w:bCs/>
-        </w:rPr>
-        <w:t># 统计每个分组内的最高温度、最低温度、平均温度以及 Humidity In 1 Avg 的最值和均值</w:t>
-      </w:r>
-    </w:p>
-    <w:p>
-      <w:pPr>
-        <w:rPr>
+          <w:rFonts w:hint="eastAsia"/>
+          <w:b/>
+          <w:bCs/>
+        </w:rPr>
+      </w:pPr>
+    </w:p>
+    <w:p>
+      <w:pPr>
+        <w:rPr>
+          <w:rFonts w:hint="eastAsia"/>
+          <w:b/>
+          <w:bCs/>
+        </w:rPr>
+      </w:pPr>
+      <w:r>
+        <w:rPr>
+          <w:b/>
+          <w:bCs/>
+        </w:rPr>
+        <w:t># 统计每个分组内的最高温度、最低温度、平均温度</w:t>
+      </w:r>
+      <w:r>
+        <w:rPr>
+          <w:rFonts w:hint="eastAsia"/>
+          <w:b/>
+          <w:bCs/>
+        </w:rPr>
+        <w:t>等</w:t>
+      </w:r>
+      <w:r>
+        <w:rPr>
+          <w:b/>
+          <w:bCs/>
+        </w:rPr>
+        <w:t>的最值</w:t>
+      </w:r>
+      <w:r>
+        <w:rPr>
+          <w:rFonts w:hint="eastAsia"/>
+          <w:b/>
+          <w:bCs/>
+        </w:rPr>
+        <w:t>或</w:t>
+      </w:r>
+      <w:r>
+        <w:rPr>
+          <w:b/>
+          <w:bCs/>
+        </w:rPr>
+        <w:t>均值</w:t>
+      </w:r>
+    </w:p>
+    <w:p>
+      <w:pPr>
+        <w:rPr>
+          <w:rFonts w:hint="eastAsia"/>
           <w:b/>
           <w:bCs/>
         </w:rPr>
@@ -1390,6 +1536,7 @@
     <w:p>
       <w:pPr>
         <w:rPr>
+          <w:rFonts w:hint="eastAsia"/>
           <w:b/>
           <w:bCs/>
         </w:rPr>
@@ -1462,6 +1609,7 @@
     <w:p>
       <w:pPr>
         <w:rPr>
+          <w:rFonts w:hint="eastAsia"/>
           <w:b/>
           <w:bCs/>
         </w:rPr>
@@ -1477,6 +1625,7 @@
     <w:p>
       <w:pPr>
         <w:rPr>
+          <w:rFonts w:hint="eastAsia"/>
           <w:b/>
           <w:bCs/>
         </w:rPr>
@@ -1492,6 +1641,7 @@
     <w:p>
       <w:pPr>
         <w:rPr>
+          <w:rFonts w:hint="eastAsia"/>
           <w:b/>
           <w:bCs/>
         </w:rPr>
@@ -1523,6 +1673,7 @@
     <w:p>
       <w:pPr>
         <w:rPr>
+          <w:rFonts w:hint="eastAsia"/>
           <w:b/>
           <w:bCs/>
         </w:rPr>
@@ -1554,6 +1705,7 @@
     <w:p>
       <w:pPr>
         <w:rPr>
+          <w:rFonts w:hint="eastAsia"/>
           <w:b/>
           <w:bCs/>
         </w:rPr>
@@ -1578,6 +1730,7 @@
     <w:p>
       <w:pPr>
         <w:rPr>
+          <w:rFonts w:hint="eastAsia"/>
           <w:b/>
           <w:bCs/>
         </w:rPr>
@@ -1602,6 +1755,7 @@
     <w:p>
       <w:pPr>
         <w:rPr>
+          <w:rFonts w:hint="eastAsia"/>
           <w:b/>
           <w:bCs/>
         </w:rPr>
@@ -1626,14 +1780,16 @@
     <w:p>
       <w:pPr>
         <w:rPr>
-          <w:b/>
-          <w:bCs/>
-        </w:rPr>
-      </w:pPr>
-    </w:p>
-    <w:p>
-      <w:pPr>
-        <w:rPr>
+          <w:rFonts w:hint="eastAsia"/>
+          <w:b/>
+          <w:bCs/>
+        </w:rPr>
+      </w:pPr>
+    </w:p>
+    <w:p>
+      <w:pPr>
+        <w:rPr>
+          <w:rFonts w:hint="eastAsia"/>
           <w:b/>
           <w:bCs/>
         </w:rPr>
@@ -1649,23 +1805,25 @@
     <w:p>
       <w:pPr>
         <w:rPr>
-          <w:b/>
-          <w:bCs/>
-        </w:rPr>
-      </w:pPr>
-    </w:p>
-    <w:p>
-      <w:pPr>
-        <w:rPr>
-          <w:rFonts w:hint="eastAsia"/>
-          <w:b/>
-          <w:bCs/>
-        </w:rPr>
-      </w:pPr>
-    </w:p>
-    <w:p>
-      <w:pPr>
-        <w:rPr>
+          <w:rFonts w:hint="eastAsia"/>
+          <w:b/>
+          <w:bCs/>
+        </w:rPr>
+      </w:pPr>
+    </w:p>
+    <w:p>
+      <w:pPr>
+        <w:rPr>
+          <w:rFonts w:hint="eastAsia"/>
+          <w:b/>
+          <w:bCs/>
+        </w:rPr>
+      </w:pPr>
+    </w:p>
+    <w:p>
+      <w:pPr>
+        <w:rPr>
+          <w:rFonts w:hint="eastAsia"/>
           <w:b/>
           <w:bCs/>
         </w:rPr>
@@ -1691,6 +1849,7 @@
     <w:p>
       <w:pPr>
         <w:rPr>
+          <w:rFonts w:hint="eastAsia"/>
           <w:b/>
           <w:bCs/>
         </w:rPr>
@@ -1754,6 +1913,7 @@
     <w:p>
       <w:pPr>
         <w:rPr>
+          <w:rFonts w:hint="eastAsia"/>
           <w:b/>
           <w:bCs/>
         </w:rPr>
@@ -1817,22 +1977,25 @@
     <w:p>
       <w:pPr>
         <w:rPr>
-          <w:b/>
-          <w:bCs/>
-        </w:rPr>
-      </w:pPr>
-    </w:p>
-    <w:p>
-      <w:pPr>
-        <w:rPr>
-          <w:b/>
-          <w:bCs/>
-        </w:rPr>
-      </w:pPr>
-    </w:p>
-    <w:p>
-      <w:pPr>
-        <w:rPr>
+          <w:rFonts w:hint="eastAsia"/>
+          <w:b/>
+          <w:bCs/>
+        </w:rPr>
+      </w:pPr>
+    </w:p>
+    <w:p>
+      <w:pPr>
+        <w:rPr>
+          <w:rFonts w:hint="eastAsia"/>
+          <w:b/>
+          <w:bCs/>
+        </w:rPr>
+      </w:pPr>
+    </w:p>
+    <w:p>
+      <w:pPr>
+        <w:rPr>
+          <w:rFonts w:hint="eastAsia"/>
           <w:b/>
           <w:bCs/>
         </w:rPr>
@@ -1864,6 +2027,7 @@
     <w:p>
       <w:pPr>
         <w:rPr>
+          <w:rFonts w:hint="eastAsia"/>
           <w:b/>
           <w:bCs/>
         </w:rPr>
@@ -1895,24 +2059,17 @@
     <w:p>
       <w:pPr>
         <w:rPr>
-          <w:b/>
-          <w:bCs/>
-        </w:rPr>
-      </w:pPr>
-      <w:r>
-        <w:rPr>
-          <w:b/>
-          <w:bCs/>
-        </w:rPr>
-        <w:t>grouped2['最低温度变化率'] = grouped2.groupby(['ID_NUM', '日龄'])['鸡舍温度-最低</w:t>
-      </w:r>
-      <w:r>
-        <w:rPr>
-          <w:b/>
-          <w:bCs/>
-        </w:rPr>
-        <w:lastRenderedPageBreak/>
-        <w:t>'].transform(</w:t>
+          <w:rFonts w:hint="eastAsia"/>
+          <w:b/>
+          <w:bCs/>
+        </w:rPr>
+      </w:pPr>
+      <w:r>
+        <w:rPr>
+          <w:b/>
+          <w:bCs/>
+        </w:rPr>
+        <w:t>grouped2['最低温度变化率'] = grouped2.groupby(['ID_NUM', '日龄'])['鸡舍温度-最低'].transform(</w:t>
       </w:r>
       <w:proofErr w:type="spellStart"/>
       <w:r>
@@ -1934,21 +2091,27 @@
     <w:p>
       <w:pPr>
         <w:rPr>
-          <w:b/>
-          <w:bCs/>
-        </w:rPr>
-      </w:pPr>
-    </w:p>
-    <w:p>
-      <w:pPr>
-        <w:rPr>
-          <w:rFonts w:hint="eastAsia"/>
-          <w:b/>
-          <w:bCs/>
-        </w:rPr>
-      </w:pPr>
-    </w:p>
-    <w:p>
+          <w:rFonts w:hint="eastAsia"/>
+          <w:b/>
+          <w:bCs/>
+        </w:rPr>
+      </w:pPr>
+    </w:p>
+    <w:p>
+      <w:pPr>
+        <w:rPr>
+          <w:rFonts w:hint="eastAsia"/>
+          <w:b/>
+          <w:bCs/>
+        </w:rPr>
+      </w:pPr>
+    </w:p>
+    <w:p>
+      <w:pPr>
+        <w:rPr>
+          <w:rFonts w:hint="eastAsia"/>
+        </w:rPr>
+      </w:pPr>
       <w:proofErr w:type="spellStart"/>
       <w:r>
         <w:t>agg_result</w:t>
@@ -1983,15 +2146,26 @@
         <w:t>[('鸡舍温度-最低', 'min')]</w:t>
       </w:r>
     </w:p>
-    <w:p/>
-    <w:p>
-      <w:pPr>
-        <w:rPr>
-          <w:rFonts w:hint="eastAsia"/>
-        </w:rPr>
-      </w:pPr>
-    </w:p>
-    <w:p>
+    <w:p>
+      <w:pPr>
+        <w:rPr>
+          <w:rFonts w:hint="eastAsia"/>
+        </w:rPr>
+      </w:pPr>
+    </w:p>
+    <w:p>
+      <w:pPr>
+        <w:rPr>
+          <w:rFonts w:hint="eastAsia"/>
+        </w:rPr>
+      </w:pPr>
+    </w:p>
+    <w:p>
+      <w:pPr>
+        <w:rPr>
+          <w:rFonts w:hint="eastAsia"/>
+        </w:rPr>
+      </w:pPr>
       <w:proofErr w:type="spellStart"/>
       <w:r>
         <w:t>keep_cols</w:t>
@@ -2002,6 +2176,11 @@
       </w:r>
     </w:p>
     <w:p>
+      <w:pPr>
+        <w:rPr>
+          <w:rFonts w:hint="eastAsia"/>
+        </w:rPr>
+      </w:pPr>
       <w:r>
         <w:t>           '温度5-平均_mean', '内外温差_mean','</w:t>
       </w:r>
@@ -2023,17 +2202,38 @@
       </w:r>
     </w:p>
     <w:p>
+      <w:pPr>
+        <w:rPr>
+          <w:rFonts w:hint="eastAsia"/>
+        </w:rPr>
+      </w:pPr>
       <w:r>
         <w:t>           '鸡舍温度-最低_min', '鸡舍温度-平均_mean', '鸡舍温度-最高_max', '每日温差', '平均温度变化率', '最高温度变化率',</w:t>
       </w:r>
     </w:p>
     <w:p>
+      <w:pPr>
+        <w:rPr>
+          <w:rFonts w:hint="eastAsia"/>
+        </w:rPr>
+      </w:pPr>
       <w:r>
         <w:t>             '最低温度变化率']</w:t>
       </w:r>
     </w:p>
-    <w:p/>
-    <w:p>
+    <w:p>
+      <w:pPr>
+        <w:rPr>
+          <w:rFonts w:hint="eastAsia"/>
+        </w:rPr>
+      </w:pPr>
+    </w:p>
+    <w:p>
+      <w:pPr>
+        <w:rPr>
+          <w:rFonts w:hint="eastAsia"/>
+        </w:rPr>
+      </w:pPr>
       <w:proofErr w:type="spellStart"/>
       <w:r>
         <w:t>wide_df</w:t>
@@ -2743,6 +2943,7 @@
   <w:style w:type="character" w:default="1" w:styleId="a0">
     <w:name w:val="Default Paragraph Font"/>
     <w:uiPriority w:val="1"/>
+    <w:semiHidden/>
     <w:unhideWhenUsed/>
   </w:style>
   <w:style w:type="table" w:default="1" w:styleId="a1">
